--- a/家装建材家具行业竞争情报月报_汇报稿.docx
+++ b/家装建材家具行业竞争情报月报_汇报稿.docx
@@ -71,7 +71,7 @@
           <w:color w:val="666666"/>
           <w:sz w:val="22"/>
         </w:rPr>
-        <w:t>数据截止：2026-08-13</w:t>
+        <w:t>数据截止：2026-08-26</w:t>
       </w:r>
     </w:p>
     <w:p>
@@ -159,7 +159,7 @@
           <w:b w:val="0"/>
           <w:sz w:val="22"/>
         </w:rPr>
-        <w:t>8月上旬至08-13：家居建材『中报密集披露+818大促季+地方国补滚动扩容』三线并进。中报端结构性分化加剧——江河集团(建筑装饰/幕墙工程端)H1净利+34%并触发股价异动，与地产链零售家居(慕思/志邦/惠达/金牌预亏预减)形成鲜明对照，扣非与经营现金流才是真分水岭；欧派、好莱客把闲置资金转向理财/私募，龙头主动收缩资本开支。渠道端818打响家具补贴战：京东家具超级品类日携马頔办『亿元补贴至高返50%』，微信小店重构家具类目(08-24生效)，快手818宠粉节(08-04~08-28)；曲美家居把抖音自播费率打到平台下限5%，折射内容电商『降费率保ROI』。政策端地方国补白名单滚动扩容(福建三明尤溪第十七批/武汉第六批)、口径细化(南平『智能沙发』并入按摩椅不得重复申领)，标准端CABEE辐射隔热涂料团标(10-01实施)、CBDA标准管理办法修订(08-11)落地。宏观硬数据(7月社零/70城房价/规上工业)定于08-17、7月BHI预计08-15，本期尚未公布，下期二次补采。</w:t>
+        <w:t>8月全月（08-01~08-26）：家居建材『中报密集披露+818大促季收官+国补滚动扩围』三线并进，需求端深度调整与AI主线并存。宏观硬数据08-17集中落地——NBS 7月家居三品类全面下滑(家具-8.8%/建材-14.2%/家电-1.9%,建材连续7月领跌)、1-7月房地产投资-19.2%/新开工-24%但二手房+10.2%、库存同比首降；7月BHI 110.31环比-3.03淡季回落，购买力指数却逆势+10.67至81.90，存量翻新刚需释放呈『看少买多』。行业端深度调整加剧：H1家具制造利润-52.7%超半数A股预亏、智能锁H1出货819.9万套-8.3%/额-11.2%头部CR3达55.7%、消费级摄像头H1销量-8.9%；奥维云网数字AI生态大会(08-20南京150+品牌)与千家AI峰会(08-25)把主线从『互联』推向『共智』，出海/AI/整装成三大突破口。商家中报分化剧烈——居然智家H1营收54.55亿(-15.37%)/净利-40.37%但经营现金流逆势+50%、志邦家居3连板+33.17%却H1预亏1.89亿(股价与基本面背离)、江河集团H1净利+34%触发异动，扣非与经营现金流才是真分水岭；欧派、好莱客把闲置资金转向理财/私募，龙头主动收缩资本开支。渠道端818打响家具补贴战：京东家具超级品类日携马頔办亿元补贴至高返50%、微信小店重构家具类目(08-24生效)、快手818宠粉节以AI为核心(08-04~28)、曲美把抖音自播费率打到平台下限5%；抖音七夕科技品类日爆发但家居家装未获独立榜单(08-18)、商务部1-7月网上零售99828亿(08-18)、网经社指商家利润持续承压。政策端地方国补白名单滚动扩围(尤溪第十七批/武汉第六批)、深圳把国补资格下沉到店铺级、甲醛单位产品能耗限额国标GB46029-2025(08-01实施)与CABEE辐射隔热涂料团标(10-01实施)抬高绿色建材门槛。</w:t>
       </w:r>
     </w:p>
     <w:p>
@@ -173,7 +173,7 @@
           <w:color w:val="2E5B9A"/>
           <w:sz w:val="27"/>
         </w:rPr>
-        <w:t>1.一　宏观数据（19条）</w:t>
+        <w:t>1.一　宏观数据（20条）</w:t>
       </w:r>
     </w:p>
     <w:tbl>
@@ -1709,6 +1709,84 @@
                 <w:sz w:val="19"/>
               </w:rPr>
               <w:t>经济观察网(2026-08-21)</w:t>
+            </w:r>
+          </w:p>
+        </w:tc>
+      </w:tr>
+      <w:tr>
+        <w:tc>
+          <w:tcPr>
+            <w:tcW w:type="dxa" w:w="1247"/>
+            <w:shd w:val="clear" w:fill="F4F6F9"/>
+          </w:tcPr>
+          <w:p>
+            <w:pPr>
+              <w:jc w:val="left"/>
+            </w:pPr>
+            <w:r>
+              <w:rPr>
+                <w:rFonts w:ascii="Arial" w:hAnsi="Arial" w:eastAsia="宋体"/>
+                <w:b w:val="0"/>
+                <w:sz w:val="19"/>
+              </w:rPr>
+              <w:t>2026-08-20</w:t>
+            </w:r>
+          </w:p>
+        </w:tc>
+        <w:tc>
+          <w:tcPr>
+            <w:tcW w:type="dxa" w:w="5386"/>
+            <w:shd w:val="clear" w:fill="F4F6F9"/>
+          </w:tcPr>
+          <w:p>
+            <w:pPr>
+              <w:jc w:val="center"/>
+            </w:pPr>
+            <w:r>
+              <w:rPr>
+                <w:rFonts w:ascii="Arial" w:hAnsi="Arial" w:eastAsia="宋体"/>
+                <w:b w:val="0"/>
+                <w:sz w:val="19"/>
+              </w:rPr>
+              <w:t>奥维云网2026数字AI生态大会(南京)：150+品牌共议『AI智融·场景共生』,发布《家庭全场景AI落地白皮书》</w:t>
+            </w:r>
+          </w:p>
+        </w:tc>
+        <w:tc>
+          <w:tcPr>
+            <w:tcW w:type="dxa" w:w="737"/>
+            <w:shd w:val="clear" w:fill="F4F6F9"/>
+          </w:tcPr>
+          <w:p>
+            <w:pPr>
+              <w:jc w:val="center"/>
+            </w:pPr>
+            <w:r>
+              <w:rPr>
+                <w:rFonts w:ascii="Arial" w:hAnsi="Arial" w:eastAsia="宋体"/>
+                <w:b w:val="0"/>
+                <w:sz w:val="19"/>
+              </w:rPr>
+              <w:t>中</w:t>
+            </w:r>
+          </w:p>
+        </w:tc>
+        <w:tc>
+          <w:tcPr>
+            <w:tcW w:type="dxa" w:w="1814"/>
+            <w:shd w:val="clear" w:fill="F4F6F9"/>
+          </w:tcPr>
+          <w:p>
+            <w:pPr>
+              <w:jc w:val="center"/>
+            </w:pPr>
+            <w:r>
+              <w:rPr>
+                <w:rFonts w:ascii="Arial" w:hAnsi="Arial" w:eastAsia="宋体"/>
+                <w:b w:val="0"/>
+                <w:sz w:val="19"/>
+              </w:rPr>
+              <w:t>东方财富/QQ新闻(2026-08-21)</w:t>
             </w:r>
           </w:p>
         </w:tc>
@@ -1735,7 +1813,7 @@
           <w:color w:val="333333"/>
           <w:sz w:val="21"/>
         </w:rPr>
-        <w:t>本组共19条，其中高影响10条。三条宏观信号共同确认需求端全面深跌：家具类零售-6.6%、建材类-10.5%均大幅跑输社零大盘+1.0%，叠加6月BHI环比-16.34进入传统淡季。对天猫家装运营而言，7月大盘承压是既定基调，增长只能来自结构性机会（品类升级、以旧换新、头部集中），不能指望大盘自然回暖。</w:t>
+        <w:t>本组共20条，其中高影响10条。三条宏观信号共同确认需求端全面深跌：家具类零售-6.6%、建材类-10.5%均大幅跑输社零大盘+1.0%，叠加6月BHI环比-16.34进入传统淡季。对天猫家装运营而言，7月大盘承压是既定基调，增长只能来自结构性机会（品类升级、以旧换新、头部集中），不能指望大盘自然回暖。</w:t>
       </w:r>
     </w:p>
     <w:p>
@@ -3993,7 +4071,7 @@
           <w:color w:val="2E5B9A"/>
           <w:sz w:val="27"/>
         </w:rPr>
-        <w:t>1.四　头部商家（22条）</w:t>
+        <w:t>1.四　头部商家（23条）</w:t>
       </w:r>
     </w:p>
     <w:tbl>
@@ -5759,6 +5837,80 @@
                 <w:sz w:val="19"/>
               </w:rPr>
               <w:t>洛图科技/新浪财经(2026-08-10)</w:t>
+            </w:r>
+          </w:p>
+        </w:tc>
+      </w:tr>
+      <w:tr>
+        <w:tc>
+          <w:tcPr>
+            <w:tcW w:type="dxa" w:w="1247"/>
+          </w:tcPr>
+          <w:p>
+            <w:pPr>
+              <w:jc w:val="left"/>
+            </w:pPr>
+            <w:r>
+              <w:rPr>
+                <w:rFonts w:ascii="Arial" w:hAnsi="Arial" w:eastAsia="宋体"/>
+                <w:b w:val="0"/>
+                <w:sz w:val="19"/>
+              </w:rPr>
+              <w:t>2026-08-25</w:t>
+            </w:r>
+          </w:p>
+        </w:tc>
+        <w:tc>
+          <w:tcPr>
+            <w:tcW w:type="dxa" w:w="5386"/>
+          </w:tcPr>
+          <w:p>
+            <w:pPr>
+              <w:jc w:val="center"/>
+            </w:pPr>
+            <w:r>
+              <w:rPr>
+                <w:rFonts w:ascii="Arial" w:hAnsi="Arial" w:eastAsia="宋体"/>
+                <w:b w:val="0"/>
+                <w:sz w:val="19"/>
+              </w:rPr>
+              <w:t>居然智家H1营收54.55亿(-15.37%)/净利1.96亿(-40.37%),经营现金流逆势+50%</w:t>
+            </w:r>
+          </w:p>
+        </w:tc>
+        <w:tc>
+          <w:tcPr>
+            <w:tcW w:type="dxa" w:w="737"/>
+          </w:tcPr>
+          <w:p>
+            <w:pPr>
+              <w:jc w:val="center"/>
+            </w:pPr>
+            <w:r>
+              <w:rPr>
+                <w:rFonts w:ascii="Arial" w:hAnsi="Arial" w:eastAsia="宋体"/>
+                <w:b w:val="0"/>
+                <w:sz w:val="19"/>
+              </w:rPr>
+              <w:t>高</w:t>
+            </w:r>
+          </w:p>
+        </w:tc>
+        <w:tc>
+          <w:tcPr>
+            <w:tcW w:type="dxa" w:w="1814"/>
+          </w:tcPr>
+          <w:p>
+            <w:pPr>
+              <w:jc w:val="center"/>
+            </w:pPr>
+            <w:r>
+              <w:rPr>
+                <w:rFonts w:ascii="Arial" w:hAnsi="Arial" w:eastAsia="宋体"/>
+                <w:b w:val="0"/>
+                <w:sz w:val="19"/>
+              </w:rPr>
+              <w:t>同花顺(转居然智家2026半年报,2026-08-25)</w:t>
             </w:r>
           </w:p>
         </w:tc>
@@ -5785,7 +5937,7 @@
           <w:color w:val="333333"/>
           <w:sz w:val="21"/>
         </w:rPr>
-        <w:t>本组共22条，其中高影响6条。H1业绩预告披露季头部集体探底：定制家居（欧派预降50-60%、志邦转亏、索菲亚预降78-85%）、软体（慕思预降44-51%）、卫浴（箭牌转亏、惠达预亏）、瓷砖（东鹏净利降85-88%）、板材（大亚圣象预亏）全品类承压；但蒙娜丽莎扭亏、红星美凯龙扭亏、三棵树零售涂料韧性、东鹏逆势净增门店50家显示『收缩工程/做强零售』自救路径见效。运营需警惕定制/软体赛道承压对天猫GMV的传导，同时关注做强零售的头部品牌合作机会。</w:t>
+        <w:t>本组共23条，其中高影响7条。H1业绩预告披露季头部集体探底：定制家居（欧派预降50-60%、志邦转亏、索菲亚预降78-85%）、软体（慕思预降44-51%）、卫浴（箭牌转亏、惠达预亏）、瓷砖（东鹏净利降85-88%）、板材（大亚圣象预亏）全品类承压；但蒙娜丽莎扭亏、红星美凯龙扭亏、三棵树零售涂料韧性、东鹏逆势净增门店50家显示『收缩工程/做强零售』自救路径见效。运营需警惕定制/软体赛道承压对天猫GMV的传导，同时关注做强零售的头部品牌合作机会。</w:t>
       </w:r>
     </w:p>
     <w:p>

--- a/家装建材家具行业竞争情报月报_汇报稿.docx
+++ b/家装建材家具行业竞争情报月报_汇报稿.docx
@@ -173,7 +173,7 @@
           <w:color w:val="2E5B9A"/>
           <w:sz w:val="27"/>
         </w:rPr>
-        <w:t>1.一　宏观数据（20条）</w:t>
+        <w:t>1.一　宏观数据（21条）</w:t>
       </w:r>
     </w:p>
     <w:tbl>
@@ -1787,6 +1787,80 @@
                 <w:sz w:val="19"/>
               </w:rPr>
               <w:t>东方财富/QQ新闻(2026-08-21)</w:t>
+            </w:r>
+          </w:p>
+        </w:tc>
+      </w:tr>
+      <w:tr>
+        <w:tc>
+          <w:tcPr>
+            <w:tcW w:type="dxa" w:w="1247"/>
+          </w:tcPr>
+          <w:p>
+            <w:pPr>
+              <w:jc w:val="left"/>
+            </w:pPr>
+            <w:r>
+              <w:rPr>
+                <w:rFonts w:ascii="Arial" w:hAnsi="Arial" w:eastAsia="宋体"/>
+                <w:b w:val="0"/>
+                <w:sz w:val="19"/>
+              </w:rPr>
+              <w:t>2026-08-25</w:t>
+            </w:r>
+          </w:p>
+        </w:tc>
+        <w:tc>
+          <w:tcPr>
+            <w:tcW w:type="dxa" w:w="5386"/>
+          </w:tcPr>
+          <w:p>
+            <w:pPr>
+              <w:jc w:val="center"/>
+            </w:pPr>
+            <w:r>
+              <w:rPr>
+                <w:rFonts w:ascii="Arial" w:hAnsi="Arial" w:eastAsia="宋体"/>
+                <w:b w:val="0"/>
+                <w:sz w:val="19"/>
+              </w:rPr>
+              <w:t>艾媒:2025中国智能家居硬件市场规模约1125亿元,向AI全栈平台演进</w:t>
+            </w:r>
+          </w:p>
+        </w:tc>
+        <w:tc>
+          <w:tcPr>
+            <w:tcW w:type="dxa" w:w="737"/>
+          </w:tcPr>
+          <w:p>
+            <w:pPr>
+              <w:jc w:val="center"/>
+            </w:pPr>
+            <w:r>
+              <w:rPr>
+                <w:rFonts w:ascii="Arial" w:hAnsi="Arial" w:eastAsia="宋体"/>
+                <w:b w:val="0"/>
+                <w:sz w:val="19"/>
+              </w:rPr>
+              <w:t>为智能硬件赛道提供权威市场体量锚点</w:t>
+            </w:r>
+          </w:p>
+        </w:tc>
+        <w:tc>
+          <w:tcPr>
+            <w:tcW w:type="dxa" w:w="1814"/>
+          </w:tcPr>
+          <w:p>
+            <w:pPr>
+              <w:jc w:val="center"/>
+            </w:pPr>
+            <w:r>
+              <w:rPr>
+                <w:rFonts w:ascii="Arial" w:hAnsi="Arial" w:eastAsia="宋体"/>
+                <w:b w:val="0"/>
+                <w:sz w:val="19"/>
+              </w:rPr>
+              <w:t>艾媒咨询</w:t>
             </w:r>
           </w:p>
         </w:tc>
@@ -1813,7 +1887,7 @@
           <w:color w:val="333333"/>
           <w:sz w:val="21"/>
         </w:rPr>
-        <w:t>本组共20条，其中高影响10条。三条宏观信号共同确认需求端全面深跌：家具类零售-6.6%、建材类-10.5%均大幅跑输社零大盘+1.0%，叠加6月BHI环比-16.34进入传统淡季。对天猫家装运营而言，7月大盘承压是既定基调，增长只能来自结构性机会（品类升级、以旧换新、头部集中），不能指望大盘自然回暖。</w:t>
+        <w:t>本组共21条，其中高影响10条。三条宏观信号共同确认需求端全面深跌：家具类零售-6.6%、建材类-10.5%均大幅跑输社零大盘+1.0%，叠加6月BHI环比-16.34进入传统淡季。对天猫家装运营而言，7月大盘承压是既定基调，增长只能来自结构性机会（品类升级、以旧换新、头部集中），不能指望大盘自然回暖。</w:t>
       </w:r>
     </w:p>
     <w:p>
@@ -21625,6 +21699,61 @@
                 <w:sz w:val="18"/>
               </w:rPr>
               <w:t>行业活动/智能家居</w:t>
+            </w:r>
+          </w:p>
+        </w:tc>
+      </w:tr>
+      <w:tr>
+        <w:tc>
+          <w:tcPr>
+            <w:tcW w:type="dxa" w:w="1247"/>
+          </w:tcPr>
+          <w:p>
+            <w:pPr>
+              <w:jc w:val="left"/>
+            </w:pPr>
+            <w:r>
+              <w:rPr>
+                <w:rFonts w:ascii="Arial" w:hAnsi="Arial" w:eastAsia="宋体"/>
+                <w:b w:val="0"/>
+                <w:sz w:val="18"/>
+              </w:rPr>
+              <w:t>2026-08-25</w:t>
+            </w:r>
+          </w:p>
+        </w:tc>
+        <w:tc>
+          <w:tcPr>
+            <w:tcW w:type="dxa" w:w="5669"/>
+          </w:tcPr>
+          <w:p>
+            <w:pPr>
+              <w:jc w:val="center"/>
+            </w:pPr>
+            <w:r>
+              <w:rPr>
+                <w:rFonts w:ascii="Arial" w:hAnsi="Arial" w:eastAsia="宋体"/>
+                <w:b w:val="0"/>
+                <w:sz w:val="18"/>
+              </w:rPr>
+              <w:t>艾媒咨询《2026-2027中国智能家居行业发展白皮书》：2025中国智能家居硬件市</w:t>
+            </w:r>
+          </w:p>
+        </w:tc>
+        <w:tc>
+          <w:tcPr>
+            <w:tcW w:type="dxa" w:w="1701"/>
+          </w:tcPr>
+          <w:p>
+            <w:pPr>
+              <w:jc w:val="center"/>
+            </w:pPr>
+            <w:r>
+              <w:rPr>
+                <w:rFonts w:ascii="Arial" w:hAnsi="Arial" w:eastAsia="宋体"/>
+                <w:b w:val="0"/>
+                <w:sz w:val="18"/>
+              </w:rPr>
             </w:r>
           </w:p>
         </w:tc>
